--- a/downloads/teacher/05 Materials/Unit 02/Slides/Slides 02.03 - All About Me One-Pager.docx
+++ b/downloads/teacher/05 Materials/Unit 02/Slides/Slides 02.03 - All About Me One-Pager.docx
@@ -563,21 +563,6 @@
       <w:r>
         <w:t xml:space="preserve">No cart today? Everyone does a poster</w:t>
       </w:r>
-      <w:r>
-        <w:t xml:space="preserve"> </w:t>
-      </w:r>
-      <w:r>
-        <w:t xml:space="preserve">Notes:</w:t>
-      </w:r>
-      <w:r>
-        <w:t xml:space="preserve"> </w:t>
-      </w:r>
-      <w:r>
-        <w:rPr>
-          <w:rStyle w:val="TeacherNote"/>
-        </w:rPr>
-        <w:t xml:space="preserve">[Sal: say here whether the cart is available.]</w:t>
-      </w:r>
     </w:p>
     <w:p>
       <w:pPr>
@@ -1229,15 +1214,6 @@
       </w:r>
       <w:r>
         <w:t xml:space="preserve">Notes: Say where posters go: home, or the wall.</w:t>
-      </w:r>
-      <w:r>
-        <w:t xml:space="preserve"> </w:t>
-      </w:r>
-      <w:r>
-        <w:rPr>
-          <w:rStyle w:val="TeacherNote"/>
-        </w:rPr>
-        <w:t xml:space="preserve">[Sal: ask before you tape any of them up.]</w:t>
       </w:r>
     </w:p>
     <w:p>
